--- a/treasury-platform/docs/52-S5-COMPLETION.docx
+++ b/treasury-platform/docs/52-S5-COMPLETION.docx
@@ -256,7 +256,40 @@
           <w:szCs w:val="21"/>
           <w:rtl/>
         </w:rPr>
-        <w:t xml:space="preserve"> §5، وبُنيت على الافتراضات الموصى بها، وتُعرض للمراجعة في التقرير الشامل.</w:t>
+        <w:t xml:space="preserve"> §5، وبُنيت على الافتراضات الموصى بها.</w:t>
+      </w:r>
+    </w:p>
+    <w:p>
+      <w:pPr>
+        <w:pStyle w:val="ListParagraph"/>
+        <w:numPr>
+          <w:ilvl w:val="0"/>
+          <w:numId w:val="2"/>
+        </w:numPr>
+        <w:bidi/>
+        <w:spacing w:after="70" w:before="0" w:line="300"/>
+      </w:pPr>
+      <w:r>
+        <w:rPr>
+          <w:rFonts w:ascii="Arial" w:cs="Arial" w:eastAsia="Arial" w:hAnsi="Arial"/>
+          <w:b/>
+          <w:bCs/>
+          <w:sz w:val="21"/>
+          <w:szCs w:val="21"/>
+          <w:rtl/>
+        </w:rPr>
+        <w:t xml:space="preserve">واعتمد المالك الافتراضات في 2026-10-25:</w:t>
+      </w:r>
+      <w:r>
+        <w:rPr>
+          <w:rFonts w:ascii="Arial" w:cs="Arial" w:eastAsia="Arial" w:hAnsi="Arial"/>
+          <w:b w:val="false"/>
+          <w:bCs w:val="false"/>
+          <w:sz w:val="21"/>
+          <w:szCs w:val="21"/>
+          <w:rtl/>
+        </w:rPr>
+        <w:t xml:space="preserve"> «موافق على افتراضاتك، ابدأ بالتشغيل التجريبي».</w:t>
       </w:r>
     </w:p>
     <w:p>
